--- a/板书3/录音考点.docx
+++ b/板书3/录音考点.docx
@@ -51,6 +51,143 @@
       <w:r>
         <w:drawing>
           <wp:inline distT="0" distB="0" distL="114300" distR="114300">
+            <wp:extent cx="3279775" cy="3258820"/>
+            <wp:effectExtent l="0" t="0" r="9525" b="5080"/>
+            <wp:docPr id="5" name="图片 1"/>
+            <wp:cNvGraphicFramePr>
+              <a:graphicFrameLocks xmlns:a="http://schemas.openxmlformats.org/drawingml/2006/main" noChangeAspect="1"/>
+            </wp:cNvGraphicFramePr>
+            <a:graphic xmlns:a="http://schemas.openxmlformats.org/drawingml/2006/main">
+              <a:graphicData uri="http://schemas.openxmlformats.org/drawingml/2006/picture">
+                <pic:pic xmlns:pic="http://schemas.openxmlformats.org/drawingml/2006/picture">
+                  <pic:nvPicPr>
+                    <pic:cNvPr id="5" name="图片 1"/>
+                    <pic:cNvPicPr>
+                      <a:picLocks noChangeAspect="1"/>
+                    </pic:cNvPicPr>
+                  </pic:nvPicPr>
+                  <pic:blipFill>
+                    <a:blip r:embed="rId5"/>
+                    <a:stretch>
+                      <a:fillRect/>
+                    </a:stretch>
+                  </pic:blipFill>
+                  <pic:spPr>
+                    <a:xfrm>
+                      <a:off x="0" y="0"/>
+                      <a:ext cx="3279775" cy="3258820"/>
+                    </a:xfrm>
+                    <a:prstGeom prst="rect">
+                      <a:avLst/>
+                    </a:prstGeom>
+                    <a:noFill/>
+                    <a:ln>
+                      <a:noFill/>
+                    </a:ln>
+                  </pic:spPr>
+                </pic:pic>
+              </a:graphicData>
+            </a:graphic>
+          </wp:inline>
+        </w:drawing>
+      </w:r>
+    </w:p>
+    <w:p>
+      <w:r>
+        <w:drawing>
+          <wp:inline distT="0" distB="0" distL="114300" distR="114300">
+            <wp:extent cx="3305810" cy="2524125"/>
+            <wp:effectExtent l="0" t="0" r="8890" b="3175"/>
+            <wp:docPr id="6" name="图片 2"/>
+            <wp:cNvGraphicFramePr>
+              <a:graphicFrameLocks xmlns:a="http://schemas.openxmlformats.org/drawingml/2006/main" noChangeAspect="1"/>
+            </wp:cNvGraphicFramePr>
+            <a:graphic xmlns:a="http://schemas.openxmlformats.org/drawingml/2006/main">
+              <a:graphicData uri="http://schemas.openxmlformats.org/drawingml/2006/picture">
+                <pic:pic xmlns:pic="http://schemas.openxmlformats.org/drawingml/2006/picture">
+                  <pic:nvPicPr>
+                    <pic:cNvPr id="6" name="图片 2"/>
+                    <pic:cNvPicPr>
+                      <a:picLocks noChangeAspect="1"/>
+                    </pic:cNvPicPr>
+                  </pic:nvPicPr>
+                  <pic:blipFill>
+                    <a:blip r:embed="rId6"/>
+                    <a:stretch>
+                      <a:fillRect/>
+                    </a:stretch>
+                  </pic:blipFill>
+                  <pic:spPr>
+                    <a:xfrm>
+                      <a:off x="0" y="0"/>
+                      <a:ext cx="3305810" cy="2524125"/>
+                    </a:xfrm>
+                    <a:prstGeom prst="rect">
+                      <a:avLst/>
+                    </a:prstGeom>
+                    <a:noFill/>
+                    <a:ln>
+                      <a:noFill/>
+                    </a:ln>
+                  </pic:spPr>
+                </pic:pic>
+              </a:graphicData>
+            </a:graphic>
+          </wp:inline>
+        </w:drawing>
+      </w:r>
+    </w:p>
+    <w:p>
+      <w:r>
+        <w:drawing>
+          <wp:inline distT="0" distB="0" distL="114300" distR="114300">
+            <wp:extent cx="3304540" cy="2172335"/>
+            <wp:effectExtent l="0" t="0" r="10160" b="12065"/>
+            <wp:docPr id="7" name="图片 3"/>
+            <wp:cNvGraphicFramePr>
+              <a:graphicFrameLocks xmlns:a="http://schemas.openxmlformats.org/drawingml/2006/main" noChangeAspect="1"/>
+            </wp:cNvGraphicFramePr>
+            <a:graphic xmlns:a="http://schemas.openxmlformats.org/drawingml/2006/main">
+              <a:graphicData uri="http://schemas.openxmlformats.org/drawingml/2006/picture">
+                <pic:pic xmlns:pic="http://schemas.openxmlformats.org/drawingml/2006/picture">
+                  <pic:nvPicPr>
+                    <pic:cNvPr id="7" name="图片 3"/>
+                    <pic:cNvPicPr>
+                      <a:picLocks noChangeAspect="1"/>
+                    </pic:cNvPicPr>
+                  </pic:nvPicPr>
+                  <pic:blipFill>
+                    <a:blip r:embed="rId7"/>
+                    <a:stretch>
+                      <a:fillRect/>
+                    </a:stretch>
+                  </pic:blipFill>
+                  <pic:spPr>
+                    <a:xfrm>
+                      <a:off x="0" y="0"/>
+                      <a:ext cx="3304540" cy="2172335"/>
+                    </a:xfrm>
+                    <a:prstGeom prst="rect">
+                      <a:avLst/>
+                    </a:prstGeom>
+                    <a:noFill/>
+                    <a:ln>
+                      <a:noFill/>
+                    </a:ln>
+                  </pic:spPr>
+                </pic:pic>
+              </a:graphicData>
+            </a:graphic>
+          </wp:inline>
+        </w:drawing>
+      </w:r>
+      <w:bookmarkStart w:id="0" w:name="_GoBack"/>
+      <w:bookmarkEnd w:id="0"/>
+    </w:p>
+    <w:p>
+      <w:r>
+        <w:drawing>
+          <wp:inline distT="0" distB="0" distL="114300" distR="114300">
             <wp:extent cx="5269230" cy="3131185"/>
             <wp:effectExtent l="0" t="0" r="1270" b="5715"/>
             <wp:docPr id="2" name="图片 2"/>
@@ -67,7 +204,7 @@
                     </pic:cNvPicPr>
                   </pic:nvPicPr>
                   <pic:blipFill>
-                    <a:blip r:embed="rId5"/>
+                    <a:blip r:embed="rId8"/>
                     <a:stretch>
                       <a:fillRect/>
                     </a:stretch>
@@ -112,7 +249,7 @@
                     </pic:cNvPicPr>
                   </pic:nvPicPr>
                   <pic:blipFill>
-                    <a:blip r:embed="rId6"/>
+                    <a:blip r:embed="rId9"/>
                     <a:stretch>
                       <a:fillRect/>
                     </a:stretch>
@@ -157,7 +294,7 @@
                     </pic:cNvPicPr>
                   </pic:nvPicPr>
                   <pic:blipFill>
-                    <a:blip r:embed="rId7"/>
+                    <a:blip r:embed="rId10"/>
                     <a:stretch>
                       <a:fillRect/>
                     </a:stretch>
@@ -181,8 +318,6 @@
           </wp:inline>
         </w:drawing>
       </w:r>
-      <w:bookmarkStart w:id="0" w:name="_GoBack"/>
-      <w:bookmarkEnd w:id="0"/>
     </w:p>
     <w:sectPr>
       <w:pgSz w:w="11906" w:h="16838"/>
